--- a/docs/mip_word/MIP_tables.docx
+++ b/docs/mip_word/MIP_tables.docx
@@ -745,7 +745,7 @@
               <w:rPr>
                 <w:sz w:val="18"/>
               </w:rPr>
-              <w:t>0.64–0.70</w:t>
+              <w:t>0.64 to 0.70</w:t>
             </w:r>
           </w:p>
         </w:tc>
@@ -761,7 +761,7 @@
               <w:rPr>
                 <w:sz w:val="18"/>
               </w:rPr>
-              <w:t>0.58–0.73</w:t>
+              <w:t>0.58 to 0.73</w:t>
             </w:r>
           </w:p>
         </w:tc>
@@ -826,7 +826,7 @@
         <w:t xml:space="preserve">Table III. </w:t>
       </w:r>
       <w:r>
-        <w:t>Concept-leakage diagnostic, Dataset A at the selected operating point (10 aligned / 6 free dimensions, six seeds)</w:t>
+        <w:t>Concept-leakage diagnostic, Dataset A at the selected operating point (10 aligned and 6 free dimensions, six seeds)</w:t>
       </w:r>
     </w:p>
     <w:tbl>
@@ -935,7 +935,7 @@
               <w:rPr>
                 <w:sz w:val="18"/>
               </w:rPr>
-              <w:t>0.873 (RFM 0.985–0.989)</w:t>
+              <w:t>0.873 (RFM 0.985 to 0.989)</w:t>
             </w:r>
           </w:p>
         </w:tc>
@@ -1039,7 +1039,7 @@
               <w:rPr>
                 <w:sz w:val="18"/>
               </w:rPr>
-              <w:t xml:space="preserve"> (on-target − best off-target R²), mean</w:t>
+              <w:t xml:space="preserve"> (on-target minus best off-target R²), mean</w:t>
             </w:r>
           </w:p>
         </w:tc>
@@ -1235,7 +1235,7 @@
               <w:rPr>
                 <w:sz w:val="18"/>
               </w:rPr>
-              <w:t>Constructs stay inside the block: not side-channel leakage</w:t>
+              <w:t>Constructs stay inside the block, so this is not side-channel leakage</w:t>
             </w:r>
           </w:p>
         </w:tc>
@@ -1734,7 +1734,7 @@
               <w:rPr>
                 <w:sz w:val="18"/>
               </w:rPr>
-              <w:t>Control − CA-DVAE</w:t>
+              <w:t>Control minus CA-DVAE</w:t>
             </w:r>
           </w:p>
         </w:tc>
@@ -1816,7 +1816,7 @@
               <w:rPr>
                 <w:sz w:val="18"/>
               </w:rPr>
-              <w:t>Control − constructs alone</w:t>
+              <w:t>Control minus constructs alone</w:t>
             </w:r>
           </w:p>
         </w:tc>
